--- a/reports/task2_alexnet_fmnist/任务二_AlexNet服饰图像分类论文.docx
+++ b/reports/task2_alexnet_fmnist/任务二_AlexNet服饰图像分类论文.docx
@@ -214,7 +214,15 @@
         <w:ind w:firstLine="480"/>
       </w:pPr>
       <w:r>
-        <w:t>关键词：深度学习；卷积神经网络；AlexNet；Fashion-MNIST；图像分类；Grad-CAM</w:t>
+        <w:t>在此基础上，本文将手写 AlexNet 推广到难度递增的四个数据集（Fashion-MNIST、Cats vs Dogs、Flowers、Garbage），并与轻量 SimpleCNN 和手写小型 ResNet 进行同条件对照。结果表明：识别难度主要由数据特点（每类样本量、图像复杂度、类别平衡）决定，而非类别数量；在参数量几乎相同的受控对照下，3×3 小核堆叠优于大核；小型 ResNet 仅以约 1/20 参数即可追平甚至反超 AlexNet。由此得出核心结论：决定卷积网络性能的是数据特点与架构设计而非参数规模，当架构足够强时真正的瓶颈是数据量。</w:t>
+      </w:r>
+    </w:p>
+    <w:p>
+      <w:pPr>
+        <w:ind w:firstLine="480"/>
+      </w:pPr>
+      <w:r>
+        <w:t>关键词：深度学习；卷积神经网络；AlexNet；Fashion-MNIST；图像分类；跨数据集泛化；Grad-CAM</w:t>
       </w:r>
     </w:p>
     <w:p>
@@ -255,7 +263,15 @@
         <w:ind w:firstLine="480"/>
       </w:pPr>
       <w:r>
-        <w:t>Keywords: deep learning; convolutional neural network; AlexNet; Fashion-MNIST; image classification; Grad-CAM</w:t>
+        <w:t>Furthermore, the handwritten AlexNet is extended to four datasets of increasing difficulty (Fashion-MNIST, Cats vs Dogs, Flowers, Garbage) and compared under identical settings with a lightweight SimpleCNN and a handwritten small ResNet. Recognition difficulty is mainly determined by data characteristics (per-class sample size, image complexity, class balance) rather than the number of classes; under a controlled comparison with almost identical parameter counts, stacked 3x3 kernels outperform large kernels; and the small ResNet matches or surpasses AlexNet with only about 1/20 of the parameters. CNN performance is thus governed by data characteristics and architectural design rather than parameter scale.</w:t>
+      </w:r>
+    </w:p>
+    <w:p>
+      <w:pPr>
+        <w:ind w:firstLine="480"/>
+      </w:pPr>
+      <w:r>
+        <w:t>Keywords: deep learning; convolutional neural network; AlexNet; Fashion-MNIST; image classification; cross-dataset generalization; Grad-CAM</w:t>
       </w:r>
     </w:p>
     <w:p>
@@ -302,12 +318,17 @@
     </w:p>
     <w:p>
       <w:r>
-        <w:t>第6章 实验复现说明</w:t>
+        <w:t>第6章 跨数据集泛化与架构对照研究</w:t>
       </w:r>
     </w:p>
     <w:p>
       <w:r>
-        <w:t>第7章 结论与展望</w:t>
+        <w:t>第7章 实验复现说明</w:t>
+      </w:r>
+    </w:p>
+    <w:p>
+      <w:r>
+        <w:t>第8章 结论与展望</w:t>
       </w:r>
     </w:p>
     <w:p>
@@ -2294,7 +2315,1664 @@
         <w:pStyle w:val="Heading1"/>
       </w:pPr>
       <w:r>
-        <w:t>第6章 实验复现说明</w:t>
+        <w:t>第6章 跨数据集泛化与架构对照研究</w:t>
+      </w:r>
+    </w:p>
+    <w:p>
+      <w:pPr>
+        <w:ind w:firstLine="480"/>
+      </w:pPr>
+      <w:r>
+        <w:t>前述各章均在 Fashion-MNIST 上展开。为进一步回答“究竟是什么决定了卷积神经网络的图像分类性能”，本章把手写 AlexNet 推广到难度递增的四个图像数据集，并在相同训练条件下与轻量基线 SimpleCNN 和手写小型 ResNet 进行对照。本章核心结论是：决定性能的是数据本身的特点和网络的架构设计，而非参数规模。</w:t>
+      </w:r>
+    </w:p>
+    <w:p>
+      <w:pPr>
+        <w:pStyle w:val="Heading2"/>
+      </w:pPr>
+      <w:r>
+        <w:t>6.1 实验设置：难度阶梯与三模型对照</w:t>
+      </w:r>
+    </w:p>
+    <w:p>
+      <w:pPr>
+        <w:ind w:firstLine="480"/>
+      </w:pPr>
+      <w:r>
+        <w:t>本章在 Fashion-MNIST 之外，另选取三个真实彩色图像数据集：Flowers（花卉，5 类）、Garbage（垃圾分类，6 类）和 Cats vs Dogs（猫狗二分类）。四个数据集在类别数、样本规模、类别平衡程度和图像复杂度上差异明显，构成由易到难的难度阶梯，其基本特征如表 6-1 所示。三个彩色数据集没有官方划分，本文统一采用按类别分层的 70%/15%/15% 划分，并对损坏图像做有效性校验后跳过。</w:t>
+      </w:r>
+    </w:p>
+    <w:p>
+      <w:pPr>
+        <w:jc w:val="center"/>
+      </w:pPr>
+      <w:r>
+        <w:rPr>
+          <w:sz w:val="21"/>
+        </w:rPr>
+        <w:t>表 6-1 四个数据集的基本特征</w:t>
+      </w:r>
+    </w:p>
+    <w:tbl>
+      <w:tblPr>
+        <w:tblStyle w:val="LightList-Accent1"/>
+        <w:tblW w:type="auto" w:w="0"/>
+        <w:jc w:val="center"/>
+        <w:tblLook w:firstColumn="1" w:firstRow="1" w:lastColumn="0" w:lastRow="0" w:noHBand="0" w:noVBand="1" w:val="04A0"/>
+      </w:tblPr>
+      <w:tblGrid>
+        <w:gridCol w:w="1440"/>
+        <w:gridCol w:w="1440"/>
+        <w:gridCol w:w="1440"/>
+        <w:gridCol w:w="1440"/>
+        <w:gridCol w:w="1440"/>
+        <w:gridCol w:w="1440"/>
+      </w:tblGrid>
+      <w:tr>
+        <w:tc>
+          <w:tcPr>
+            <w:tcW w:type="dxa" w:w="1440"/>
+          </w:tcPr>
+          <w:p>
+            <w:r>
+              <w:t>数据集</w:t>
+            </w:r>
+          </w:p>
+        </w:tc>
+        <w:tc>
+          <w:tcPr>
+            <w:tcW w:type="dxa" w:w="1440"/>
+          </w:tcPr>
+          <w:p>
+            <w:r>
+              <w:t>类别数</w:t>
+            </w:r>
+          </w:p>
+        </w:tc>
+        <w:tc>
+          <w:tcPr>
+            <w:tcW w:type="dxa" w:w="1440"/>
+          </w:tcPr>
+          <w:p>
+            <w:r>
+              <w:t>有效样本数</w:t>
+            </w:r>
+          </w:p>
+        </w:tc>
+        <w:tc>
+          <w:tcPr>
+            <w:tcW w:type="dxa" w:w="1440"/>
+          </w:tcPr>
+          <w:p>
+            <w:r>
+              <w:t>每类均量</w:t>
+            </w:r>
+          </w:p>
+        </w:tc>
+        <w:tc>
+          <w:tcPr>
+            <w:tcW w:type="dxa" w:w="1440"/>
+          </w:tcPr>
+          <w:p>
+            <w:r>
+              <w:t>不平衡比</w:t>
+            </w:r>
+          </w:p>
+        </w:tc>
+        <w:tc>
+          <w:tcPr>
+            <w:tcW w:type="dxa" w:w="1440"/>
+          </w:tcPr>
+          <w:p>
+            <w:r>
+              <w:t>图像性质</w:t>
+            </w:r>
+          </w:p>
+        </w:tc>
+      </w:tr>
+      <w:tr>
+        <w:tc>
+          <w:tcPr>
+            <w:tcW w:type="dxa" w:w="1440"/>
+          </w:tcPr>
+          <w:p>
+            <w:r>
+              <w:t>Fashion-MNIST</w:t>
+            </w:r>
+          </w:p>
+        </w:tc>
+        <w:tc>
+          <w:tcPr>
+            <w:tcW w:type="dxa" w:w="1440"/>
+          </w:tcPr>
+          <w:p>
+            <w:r>
+              <w:t>10</w:t>
+            </w:r>
+          </w:p>
+        </w:tc>
+        <w:tc>
+          <w:tcPr>
+            <w:tcW w:type="dxa" w:w="1440"/>
+          </w:tcPr>
+          <w:p>
+            <w:r>
+              <w:t>70000</w:t>
+            </w:r>
+          </w:p>
+        </w:tc>
+        <w:tc>
+          <w:tcPr>
+            <w:tcW w:type="dxa" w:w="1440"/>
+          </w:tcPr>
+          <w:p>
+            <w:r>
+              <w:t>7000</w:t>
+            </w:r>
+          </w:p>
+        </w:tc>
+        <w:tc>
+          <w:tcPr>
+            <w:tcW w:type="dxa" w:w="1440"/>
+          </w:tcPr>
+          <w:p>
+            <w:r>
+              <w:t>1.0×</w:t>
+            </w:r>
+          </w:p>
+        </w:tc>
+        <w:tc>
+          <w:tcPr>
+            <w:tcW w:type="dxa" w:w="1440"/>
+          </w:tcPr>
+          <w:p>
+            <w:r>
+              <w:t>灰度、居中、单物体</w:t>
+            </w:r>
+          </w:p>
+        </w:tc>
+      </w:tr>
+      <w:tr>
+        <w:tc>
+          <w:tcPr>
+            <w:tcW w:type="dxa" w:w="1440"/>
+          </w:tcPr>
+          <w:p>
+            <w:r>
+              <w:t>Cats vs Dogs</w:t>
+            </w:r>
+          </w:p>
+        </w:tc>
+        <w:tc>
+          <w:tcPr>
+            <w:tcW w:type="dxa" w:w="1440"/>
+          </w:tcPr>
+          <w:p>
+            <w:r>
+              <w:t>2</w:t>
+            </w:r>
+          </w:p>
+        </w:tc>
+        <w:tc>
+          <w:tcPr>
+            <w:tcW w:type="dxa" w:w="1440"/>
+          </w:tcPr>
+          <w:p>
+            <w:r>
+              <w:t>24998</w:t>
+            </w:r>
+          </w:p>
+        </w:tc>
+        <w:tc>
+          <w:tcPr>
+            <w:tcW w:type="dxa" w:w="1440"/>
+          </w:tcPr>
+          <w:p>
+            <w:r>
+              <w:t>12499</w:t>
+            </w:r>
+          </w:p>
+        </w:tc>
+        <w:tc>
+          <w:tcPr>
+            <w:tcW w:type="dxa" w:w="1440"/>
+          </w:tcPr>
+          <w:p>
+            <w:r>
+              <w:t>1.0×</w:t>
+            </w:r>
+          </w:p>
+        </w:tc>
+        <w:tc>
+          <w:tcPr>
+            <w:tcW w:type="dxa" w:w="1440"/>
+          </w:tcPr>
+          <w:p>
+            <w:r>
+              <w:t>彩色照片、背景多样</w:t>
+            </w:r>
+          </w:p>
+        </w:tc>
+      </w:tr>
+      <w:tr>
+        <w:tc>
+          <w:tcPr>
+            <w:tcW w:type="dxa" w:w="1440"/>
+          </w:tcPr>
+          <w:p>
+            <w:r>
+              <w:t>Flowers</w:t>
+            </w:r>
+          </w:p>
+        </w:tc>
+        <w:tc>
+          <w:tcPr>
+            <w:tcW w:type="dxa" w:w="1440"/>
+          </w:tcPr>
+          <w:p>
+            <w:r>
+              <w:t>5</w:t>
+            </w:r>
+          </w:p>
+        </w:tc>
+        <w:tc>
+          <w:tcPr>
+            <w:tcW w:type="dxa" w:w="1440"/>
+          </w:tcPr>
+          <w:p>
+            <w:r>
+              <w:t>4317</w:t>
+            </w:r>
+          </w:p>
+        </w:tc>
+        <w:tc>
+          <w:tcPr>
+            <w:tcW w:type="dxa" w:w="1440"/>
+          </w:tcPr>
+          <w:p>
+            <w:r>
+              <w:t>863</w:t>
+            </w:r>
+          </w:p>
+        </w:tc>
+        <w:tc>
+          <w:tcPr>
+            <w:tcW w:type="dxa" w:w="1440"/>
+          </w:tcPr>
+          <w:p>
+            <w:r>
+              <w:t>1.4×</w:t>
+            </w:r>
+          </w:p>
+        </w:tc>
+        <w:tc>
+          <w:tcPr>
+            <w:tcW w:type="dxa" w:w="1440"/>
+          </w:tcPr>
+          <w:p>
+            <w:r>
+              <w:t>彩色照片、类内差异大</w:t>
+            </w:r>
+          </w:p>
+        </w:tc>
+      </w:tr>
+      <w:tr>
+        <w:tc>
+          <w:tcPr>
+            <w:tcW w:type="dxa" w:w="1440"/>
+          </w:tcPr>
+          <w:p>
+            <w:r>
+              <w:t>Garbage</w:t>
+            </w:r>
+          </w:p>
+        </w:tc>
+        <w:tc>
+          <w:tcPr>
+            <w:tcW w:type="dxa" w:w="1440"/>
+          </w:tcPr>
+          <w:p>
+            <w:r>
+              <w:t>6</w:t>
+            </w:r>
+          </w:p>
+        </w:tc>
+        <w:tc>
+          <w:tcPr>
+            <w:tcW w:type="dxa" w:w="1440"/>
+          </w:tcPr>
+          <w:p>
+            <w:r>
+              <w:t>2527</w:t>
+            </w:r>
+          </w:p>
+        </w:tc>
+        <w:tc>
+          <w:tcPr>
+            <w:tcW w:type="dxa" w:w="1440"/>
+          </w:tcPr>
+          <w:p>
+            <w:r>
+              <w:t>421</w:t>
+            </w:r>
+          </w:p>
+        </w:tc>
+        <w:tc>
+          <w:tcPr>
+            <w:tcW w:type="dxa" w:w="1440"/>
+          </w:tcPr>
+          <w:p>
+            <w:r>
+              <w:t>4.3×</w:t>
+            </w:r>
+          </w:p>
+        </w:tc>
+        <w:tc>
+          <w:tcPr>
+            <w:tcW w:type="dxa" w:w="1440"/>
+          </w:tcPr>
+          <w:p>
+            <w:r>
+              <w:t>彩色照片、类间相似且不平衡</w:t>
+            </w:r>
+          </w:p>
+        </w:tc>
+      </w:tr>
+    </w:tbl>
+    <w:p>
+      <w:pPr>
+        <w:ind w:firstLine="480"/>
+      </w:pPr>
+      <w:r>
+        <w:t>对照的三个模型分别代表不同设计取向：AlexNet@224（约 58.3M 参数，大卷积核 + 大型全连接分类器）、小型 ResNet@64（约 2.8M 参数，3×3 小核 + 残差连接 + 全局平均池化）、SimpleCNN@64（约 0.39M 参数，三层卷积的浅层基线）。为保证对照公平，三个模型均从零训练、不使用任何预训练权重，并尽量统一训练预算：均采用数据增强与余弦退火；其中 SimpleCNN 与 ResNet 各使用 3 个随机种子重复训练并报告均值与标准差。本文初期曾以较短预算运行 SimpleCNN，后将其对齐为与主模型一致的 40 轮 + 余弦退火重新训练，以避免把“训练不足”误判为“结构不行”。</w:t>
+      </w:r>
+    </w:p>
+    <w:p>
+      <w:pPr>
+        <w:pStyle w:val="Heading2"/>
+      </w:pPr>
+      <w:r>
+        <w:t>6.2 数据特点对识别难度的决定作用</w:t>
+      </w:r>
+    </w:p>
+    <w:p>
+      <w:pPr>
+        <w:ind w:firstLine="480"/>
+      </w:pPr>
+      <w:r>
+        <w:t>三个模型在四个数据集上的测试准确率如表 6-2 和图 6-1 所示。即便是同一个 AlexNet，其准确率也在 80% 至 95% 之间大幅波动：数据充足的 Cats vs Dogs 和 Fashion-MNIST 分别达到 95.38% 和 94.38%，而样本较少的 Flowers 和 Garbage 仅为 80% 左右。这说明识别难度主要由数据本身的特点决定，可归纳为三个因素。</w:t>
+      </w:r>
+    </w:p>
+    <w:p>
+      <w:pPr>
+        <w:jc w:val="center"/>
+      </w:pPr>
+      <w:r>
+        <w:rPr>
+          <w:sz w:val="21"/>
+        </w:rPr>
+        <w:t>表 6-2 三模型在四个数据集上的测试准确率</w:t>
+      </w:r>
+    </w:p>
+    <w:tbl>
+      <w:tblPr>
+        <w:tblStyle w:val="LightList-Accent1"/>
+        <w:tblW w:type="auto" w:w="0"/>
+        <w:jc w:val="center"/>
+        <w:tblLook w:firstColumn="1" w:firstRow="1" w:lastColumn="0" w:lastRow="0" w:noHBand="0" w:noVBand="1" w:val="04A0"/>
+      </w:tblPr>
+      <w:tblGrid>
+        <w:gridCol w:w="1728"/>
+        <w:gridCol w:w="1728"/>
+        <w:gridCol w:w="1728"/>
+        <w:gridCol w:w="1728"/>
+        <w:gridCol w:w="1728"/>
+      </w:tblGrid>
+      <w:tr>
+        <w:tc>
+          <w:tcPr>
+            <w:tcW w:type="dxa" w:w="1728"/>
+          </w:tcPr>
+          <w:p>
+            <w:r>
+              <w:t>数据集（类别数）</w:t>
+            </w:r>
+          </w:p>
+        </w:tc>
+        <w:tc>
+          <w:tcPr>
+            <w:tcW w:type="dxa" w:w="1728"/>
+          </w:tcPr>
+          <w:p>
+            <w:r>
+              <w:t>随机基线</w:t>
+            </w:r>
+          </w:p>
+        </w:tc>
+        <w:tc>
+          <w:tcPr>
+            <w:tcW w:type="dxa" w:w="1728"/>
+          </w:tcPr>
+          <w:p>
+            <w:r>
+              <w:t>AlexNet 58M</w:t>
+            </w:r>
+          </w:p>
+        </w:tc>
+        <w:tc>
+          <w:tcPr>
+            <w:tcW w:type="dxa" w:w="1728"/>
+          </w:tcPr>
+          <w:p>
+            <w:r>
+              <w:t>小型 ResNet 2.8M</w:t>
+            </w:r>
+          </w:p>
+        </w:tc>
+        <w:tc>
+          <w:tcPr>
+            <w:tcW w:type="dxa" w:w="1728"/>
+          </w:tcPr>
+          <w:p>
+            <w:r>
+              <w:t>SimpleCNN 0.39M</w:t>
+            </w:r>
+          </w:p>
+        </w:tc>
+      </w:tr>
+      <w:tr>
+        <w:tc>
+          <w:tcPr>
+            <w:tcW w:type="dxa" w:w="1728"/>
+          </w:tcPr>
+          <w:p>
+            <w:r>
+              <w:t>Fashion-MNIST (10)</w:t>
+            </w:r>
+          </w:p>
+        </w:tc>
+        <w:tc>
+          <w:tcPr>
+            <w:tcW w:type="dxa" w:w="1728"/>
+          </w:tcPr>
+          <w:p>
+            <w:r>
+              <w:t>0.100</w:t>
+            </w:r>
+          </w:p>
+        </w:tc>
+        <w:tc>
+          <w:tcPr>
+            <w:tcW w:type="dxa" w:w="1728"/>
+          </w:tcPr>
+          <w:p>
+            <w:r>
+              <w:t>0.9438</w:t>
+            </w:r>
+          </w:p>
+        </w:tc>
+        <w:tc>
+          <w:tcPr>
+            <w:tcW w:type="dxa" w:w="1728"/>
+          </w:tcPr>
+          <w:p>
+            <w:r>
+              <w:t>0.9492</w:t>
+            </w:r>
+          </w:p>
+        </w:tc>
+        <w:tc>
+          <w:tcPr>
+            <w:tcW w:type="dxa" w:w="1728"/>
+          </w:tcPr>
+          <w:p>
+            <w:r>
+              <w:t>0.9181±0.002</w:t>
+            </w:r>
+          </w:p>
+        </w:tc>
+      </w:tr>
+      <w:tr>
+        <w:tc>
+          <w:tcPr>
+            <w:tcW w:type="dxa" w:w="1728"/>
+          </w:tcPr>
+          <w:p>
+            <w:r>
+              <w:t>Cats vs Dogs (2)</w:t>
+            </w:r>
+          </w:p>
+        </w:tc>
+        <w:tc>
+          <w:tcPr>
+            <w:tcW w:type="dxa" w:w="1728"/>
+          </w:tcPr>
+          <w:p>
+            <w:r>
+              <w:t>0.500</w:t>
+            </w:r>
+          </w:p>
+        </w:tc>
+        <w:tc>
+          <w:tcPr>
+            <w:tcW w:type="dxa" w:w="1728"/>
+          </w:tcPr>
+          <w:p>
+            <w:r>
+              <w:t>0.9538</w:t>
+            </w:r>
+          </w:p>
+        </w:tc>
+        <w:tc>
+          <w:tcPr>
+            <w:tcW w:type="dxa" w:w="1728"/>
+          </w:tcPr>
+          <w:p>
+            <w:r>
+              <w:t>0.9522±0.003</w:t>
+            </w:r>
+          </w:p>
+        </w:tc>
+        <w:tc>
+          <w:tcPr>
+            <w:tcW w:type="dxa" w:w="1728"/>
+          </w:tcPr>
+          <w:p>
+            <w:r>
+              <w:t>0.9044±0.004</w:t>
+            </w:r>
+          </w:p>
+        </w:tc>
+      </w:tr>
+      <w:tr>
+        <w:tc>
+          <w:tcPr>
+            <w:tcW w:type="dxa" w:w="1728"/>
+          </w:tcPr>
+          <w:p>
+            <w:r>
+              <w:t>Flowers (5)</w:t>
+            </w:r>
+          </w:p>
+        </w:tc>
+        <w:tc>
+          <w:tcPr>
+            <w:tcW w:type="dxa" w:w="1728"/>
+          </w:tcPr>
+          <w:p>
+            <w:r>
+              <w:t>0.200</w:t>
+            </w:r>
+          </w:p>
+        </w:tc>
+        <w:tc>
+          <w:tcPr>
+            <w:tcW w:type="dxa" w:w="1728"/>
+          </w:tcPr>
+          <w:p>
+            <w:r>
+              <w:t>0.8075</w:t>
+            </w:r>
+          </w:p>
+        </w:tc>
+        <w:tc>
+          <w:tcPr>
+            <w:tcW w:type="dxa" w:w="1728"/>
+          </w:tcPr>
+          <w:p>
+            <w:r>
+              <w:t>0.8126±0.006</w:t>
+            </w:r>
+          </w:p>
+        </w:tc>
+        <w:tc>
+          <w:tcPr>
+            <w:tcW w:type="dxa" w:w="1728"/>
+          </w:tcPr>
+          <w:p>
+            <w:r>
+              <w:t>0.7609±0.011</w:t>
+            </w:r>
+          </w:p>
+        </w:tc>
+      </w:tr>
+      <w:tr>
+        <w:tc>
+          <w:tcPr>
+            <w:tcW w:type="dxa" w:w="1728"/>
+          </w:tcPr>
+          <w:p>
+            <w:r>
+              <w:t>Garbage (6)</w:t>
+            </w:r>
+          </w:p>
+        </w:tc>
+        <w:tc>
+          <w:tcPr>
+            <w:tcW w:type="dxa" w:w="1728"/>
+          </w:tcPr>
+          <w:p>
+            <w:r>
+              <w:t>0.167</w:t>
+            </w:r>
+          </w:p>
+        </w:tc>
+        <w:tc>
+          <w:tcPr>
+            <w:tcW w:type="dxa" w:w="1728"/>
+          </w:tcPr>
+          <w:p>
+            <w:r>
+              <w:t>0.8011</w:t>
+            </w:r>
+          </w:p>
+        </w:tc>
+        <w:tc>
+          <w:tcPr>
+            <w:tcW w:type="dxa" w:w="1728"/>
+          </w:tcPr>
+          <w:p>
+            <w:r>
+              <w:t>0.8267±0.006</w:t>
+            </w:r>
+          </w:p>
+        </w:tc>
+        <w:tc>
+          <w:tcPr>
+            <w:tcW w:type="dxa" w:w="1728"/>
+          </w:tcPr>
+          <w:p>
+            <w:r>
+              <w:t>0.7356±0.013</w:t>
+            </w:r>
+          </w:p>
+        </w:tc>
+      </w:tr>
+    </w:tbl>
+    <w:p>
+      <w:pPr>
+        <w:jc w:val="center"/>
+      </w:pPr>
+      <w:r>
+        <w:drawing>
+          <wp:inline xmlns:a="http://schemas.openxmlformats.org/drawingml/2006/main" xmlns:pic="http://schemas.openxmlformats.org/drawingml/2006/picture">
+            <wp:extent cx="5303520" cy="2863901"/>
+            <wp:docPr id="9" name="Picture 9"/>
+            <wp:cNvGraphicFramePr>
+              <a:graphicFrameLocks noChangeAspect="1"/>
+            </wp:cNvGraphicFramePr>
+            <a:graphic>
+              <a:graphicData uri="http://schemas.openxmlformats.org/drawingml/2006/picture">
+                <pic:pic>
+                  <pic:nvPicPr>
+                    <pic:cNvPr id="0" name="cross_dataset_acc.png"/>
+                    <pic:cNvPicPr/>
+                  </pic:nvPicPr>
+                  <pic:blipFill>
+                    <a:blip r:embed="rId17"/>
+                    <a:stretch>
+                      <a:fillRect/>
+                    </a:stretch>
+                  </pic:blipFill>
+                  <pic:spPr>
+                    <a:xfrm>
+                      <a:off x="0" y="0"/>
+                      <a:ext cx="5303520" cy="2863901"/>
+                    </a:xfrm>
+                    <a:prstGeom prst="rect"/>
+                  </pic:spPr>
+                </pic:pic>
+              </a:graphicData>
+            </a:graphic>
+          </wp:inline>
+        </w:drawing>
+      </w:r>
+    </w:p>
+    <w:p>
+      <w:pPr>
+        <w:jc w:val="center"/>
+      </w:pPr>
+      <w:r>
+        <w:rPr>
+          <w:sz w:val="21"/>
+        </w:rPr>
+        <w:t>图 6-1 任务难度阶梯与三模型准确率对比</w:t>
+      </w:r>
+    </w:p>
+    <w:p>
+      <w:pPr>
+        <w:ind w:firstLine="480"/>
+      </w:pPr>
+      <w:r>
+        <w:t>第一是每类样本量。准确率最高的两个数据集每类样本均在 7000 张以上（猫狗约 12500 张），而 Flowers、Garbage 每类仅数百张。样本不足直接表现为过拟合：在同一 AlexNet 上，数据充足的猫狗训练—验证准确率差约 4.4 个百分点，而 Flowers、Garbage 分别高达 11.2 和 12.3 个百分点。同一模型的过拟合程度恰好在数据少的数据集上急剧放大，说明这是“数据量问题”而非“模型问题”。</w:t>
+      </w:r>
+    </w:p>
+    <w:p>
+      <w:pPr>
+        <w:ind w:firstLine="480"/>
+      </w:pPr>
+      <w:r>
+        <w:t>第二是图像本身的复杂度。Fashion-MNIST 为灰度、居中、单物体且无背景，类内一致性高，因此即便有 10 个类别仍较易学习；而真实彩色照片背景杂乱、姿态光照多变、类内差异大，识别难度明显更高。</w:t>
+      </w:r>
+    </w:p>
+    <w:p>
+      <w:pPr>
+        <w:ind w:firstLine="480"/>
+      </w:pPr>
+      <w:r>
+        <w:t>第三是类别平衡与类间相似度。Garbage 不平衡比达 4.3 倍，最小类别 trash 仅 137 张，其每类 F1 如表 6-3 所示：纸张、纸板较高，而 trash 仅 0.60，叠加 glass、metal、plastic 之间本就相似，使 Garbage 的宏平均 F1（0.78）明显低于其总体准确率（0.80）——这一现象正是类别不平衡与类间混淆的典型信号。</w:t>
+      </w:r>
+    </w:p>
+    <w:p>
+      <w:pPr>
+        <w:jc w:val="center"/>
+      </w:pPr>
+      <w:r>
+        <w:rPr>
+          <w:sz w:val="21"/>
+        </w:rPr>
+        <w:t>表 6-3 AlexNet 在 Garbage 数据集上的每类 F1</w:t>
+      </w:r>
+    </w:p>
+    <w:tbl>
+      <w:tblPr>
+        <w:tblStyle w:val="LightList-Accent1"/>
+        <w:tblW w:type="auto" w:w="0"/>
+        <w:jc w:val="center"/>
+        <w:tblLook w:firstColumn="1" w:firstRow="1" w:lastColumn="0" w:lastRow="0" w:noHBand="0" w:noVBand="1" w:val="04A0"/>
+      </w:tblPr>
+      <w:tblGrid>
+        <w:gridCol w:w="1234"/>
+        <w:gridCol w:w="1234"/>
+        <w:gridCol w:w="1234"/>
+        <w:gridCol w:w="1234"/>
+        <w:gridCol w:w="1234"/>
+        <w:gridCol w:w="1234"/>
+        <w:gridCol w:w="1234"/>
+      </w:tblGrid>
+      <w:tr>
+        <w:tc>
+          <w:tcPr>
+            <w:tcW w:type="dxa" w:w="1234"/>
+          </w:tcPr>
+          <w:p>
+            <w:r>
+              <w:t>类别</w:t>
+            </w:r>
+          </w:p>
+        </w:tc>
+        <w:tc>
+          <w:tcPr>
+            <w:tcW w:type="dxa" w:w="1234"/>
+          </w:tcPr>
+          <w:p>
+            <w:r>
+              <w:t>paper</w:t>
+            </w:r>
+          </w:p>
+        </w:tc>
+        <w:tc>
+          <w:tcPr>
+            <w:tcW w:type="dxa" w:w="1234"/>
+          </w:tcPr>
+          <w:p>
+            <w:r>
+              <w:t>cardboard</w:t>
+            </w:r>
+          </w:p>
+        </w:tc>
+        <w:tc>
+          <w:tcPr>
+            <w:tcW w:type="dxa" w:w="1234"/>
+          </w:tcPr>
+          <w:p>
+            <w:r>
+              <w:t>metal</w:t>
+            </w:r>
+          </w:p>
+        </w:tc>
+        <w:tc>
+          <w:tcPr>
+            <w:tcW w:type="dxa" w:w="1234"/>
+          </w:tcPr>
+          <w:p>
+            <w:r>
+              <w:t>glass</w:t>
+            </w:r>
+          </w:p>
+        </w:tc>
+        <w:tc>
+          <w:tcPr>
+            <w:tcW w:type="dxa" w:w="1234"/>
+          </w:tcPr>
+          <w:p>
+            <w:r>
+              <w:t>plastic</w:t>
+            </w:r>
+          </w:p>
+        </w:tc>
+        <w:tc>
+          <w:tcPr>
+            <w:tcW w:type="dxa" w:w="1234"/>
+          </w:tcPr>
+          <w:p>
+            <w:r>
+              <w:t>trash</w:t>
+            </w:r>
+          </w:p>
+        </w:tc>
+      </w:tr>
+      <w:tr>
+        <w:tc>
+          <w:tcPr>
+            <w:tcW w:type="dxa" w:w="1234"/>
+          </w:tcPr>
+          <w:p>
+            <w:r>
+              <w:t>F1</w:t>
+            </w:r>
+          </w:p>
+        </w:tc>
+        <w:tc>
+          <w:tcPr>
+            <w:tcW w:type="dxa" w:w="1234"/>
+          </w:tcPr>
+          <w:p>
+            <w:r>
+              <w:t>0.90</w:t>
+            </w:r>
+          </w:p>
+        </w:tc>
+        <w:tc>
+          <w:tcPr>
+            <w:tcW w:type="dxa" w:w="1234"/>
+          </w:tcPr>
+          <w:p>
+            <w:r>
+              <w:t>0.84</w:t>
+            </w:r>
+          </w:p>
+        </w:tc>
+        <w:tc>
+          <w:tcPr>
+            <w:tcW w:type="dxa" w:w="1234"/>
+          </w:tcPr>
+          <w:p>
+            <w:r>
+              <w:t>0.80</w:t>
+            </w:r>
+          </w:p>
+        </w:tc>
+        <w:tc>
+          <w:tcPr>
+            <w:tcW w:type="dxa" w:w="1234"/>
+          </w:tcPr>
+          <w:p>
+            <w:r>
+              <w:t>0.79</w:t>
+            </w:r>
+          </w:p>
+        </w:tc>
+        <w:tc>
+          <w:tcPr>
+            <w:tcW w:type="dxa" w:w="1234"/>
+          </w:tcPr>
+          <w:p>
+            <w:r>
+              <w:t>0.73</w:t>
+            </w:r>
+          </w:p>
+        </w:tc>
+        <w:tc>
+          <w:tcPr>
+            <w:tcW w:type="dxa" w:w="1234"/>
+          </w:tcPr>
+          <w:p>
+            <w:r>
+              <w:t>0.60</w:t>
+            </w:r>
+          </w:p>
+        </w:tc>
+      </w:tr>
+      <w:tr>
+        <w:tc>
+          <w:tcPr>
+            <w:tcW w:type="dxa" w:w="1234"/>
+          </w:tcPr>
+          <w:p>
+            <w:r>
+              <w:t>样本数</w:t>
+            </w:r>
+          </w:p>
+        </w:tc>
+        <w:tc>
+          <w:tcPr>
+            <w:tcW w:type="dxa" w:w="1234"/>
+          </w:tcPr>
+          <w:p>
+            <w:r>
+              <w:t>594</w:t>
+            </w:r>
+          </w:p>
+        </w:tc>
+        <w:tc>
+          <w:tcPr>
+            <w:tcW w:type="dxa" w:w="1234"/>
+          </w:tcPr>
+          <w:p>
+            <w:r>
+              <w:t>403</w:t>
+            </w:r>
+          </w:p>
+        </w:tc>
+        <w:tc>
+          <w:tcPr>
+            <w:tcW w:type="dxa" w:w="1234"/>
+          </w:tcPr>
+          <w:p>
+            <w:r>
+              <w:t>410</w:t>
+            </w:r>
+          </w:p>
+        </w:tc>
+        <w:tc>
+          <w:tcPr>
+            <w:tcW w:type="dxa" w:w="1234"/>
+          </w:tcPr>
+          <w:p>
+            <w:r>
+              <w:t>501</w:t>
+            </w:r>
+          </w:p>
+        </w:tc>
+        <w:tc>
+          <w:tcPr>
+            <w:tcW w:type="dxa" w:w="1234"/>
+          </w:tcPr>
+          <w:p>
+            <w:r>
+              <w:t>482</w:t>
+            </w:r>
+          </w:p>
+        </w:tc>
+        <w:tc>
+          <w:tcPr>
+            <w:tcW w:type="dxa" w:w="1234"/>
+          </w:tcPr>
+          <w:p>
+            <w:r>
+              <w:t>137</w:t>
+            </w:r>
+          </w:p>
+        </w:tc>
+      </w:tr>
+    </w:tbl>
+    <w:p>
+      <w:pPr>
+        <w:ind w:firstLine="480"/>
+      </w:pPr>
+      <w:r>
+        <w:t>值得强调的是，类别数量并不是决定难度的主要因素：Fashion-MNIST 有 10 个类别却达到 94%，而 Flowers 只有 5 类反而只有 81%；猫狗虽只有 2 类，但其高准确率主要来自每类上万张的充足数据。这说明“每类有多少数据、图像是否干净、类别是否平衡”比“类别多少”更能决定识别难度。</w:t>
+      </w:r>
+    </w:p>
+    <w:p>
+      <w:pPr>
+        <w:pStyle w:val="Heading2"/>
+      </w:pPr>
+      <w:r>
+        <w:t>6.3 大卷积核与小卷积核的受控对照</w:t>
+      </w:r>
+    </w:p>
+    <w:p>
+      <w:pPr>
+        <w:ind w:firstLine="480"/>
+      </w:pPr>
+      <w:r>
+        <w:t>小型 ResNet（全用 3×3 小核）整体优于使用大核的 AlexNet，但二者在深度、分类头和残差连接等多方面都不同，无法据此单独归因于卷积核大小。为干净地考察核大小的影响，本文设计受控对照：在同一 AlexNet 框架内，仅把第一层 11×11 和第二层 5×5 的大核替换为感受野相近的 3×3 卷积堆叠，而通道数、各阶段输出尺寸（最终 256×6×6）、全连接分类头和训练预算全部保持一致，使两者唯一差异仅在卷积核。此时大核版与小核版总参数分别为 58.30M 与 58.55M，几乎相同。两种配置在 Flowers 和 Garbage 上各以 3 个随机种子重复训练，结果如表 6-4 所示。</w:t>
+      </w:r>
+    </w:p>
+    <w:p>
+      <w:pPr>
+        <w:jc w:val="center"/>
+      </w:pPr>
+      <w:r>
+        <w:rPr>
+          <w:sz w:val="21"/>
+        </w:rPr>
+        <w:t>表 6-4 大核与小核的受控对照（同一 AlexNet 框架，仅卷积核不同）</w:t>
+      </w:r>
+    </w:p>
+    <w:tbl>
+      <w:tblPr>
+        <w:tblStyle w:val="LightList-Accent1"/>
+        <w:tblW w:type="auto" w:w="0"/>
+        <w:jc w:val="center"/>
+        <w:tblLook w:firstColumn="1" w:firstRow="1" w:lastColumn="0" w:lastRow="0" w:noHBand="0" w:noVBand="1" w:val="04A0"/>
+      </w:tblPr>
+      <w:tblGrid>
+        <w:gridCol w:w="1440"/>
+        <w:gridCol w:w="1440"/>
+        <w:gridCol w:w="1440"/>
+        <w:gridCol w:w="1440"/>
+        <w:gridCol w:w="1440"/>
+        <w:gridCol w:w="1440"/>
+      </w:tblGrid>
+      <w:tr>
+        <w:tc>
+          <w:tcPr>
+            <w:tcW w:type="dxa" w:w="1440"/>
+          </w:tcPr>
+          <w:p>
+            <w:r>
+              <w:t>数据集</w:t>
+            </w:r>
+          </w:p>
+        </w:tc>
+        <w:tc>
+          <w:tcPr>
+            <w:tcW w:type="dxa" w:w="1440"/>
+          </w:tcPr>
+          <w:p>
+            <w:r>
+              <w:t>卷积核配置</w:t>
+            </w:r>
+          </w:p>
+        </w:tc>
+        <w:tc>
+          <w:tcPr>
+            <w:tcW w:type="dxa" w:w="1440"/>
+          </w:tcPr>
+          <w:p>
+            <w:r>
+              <w:t>测试准确率</w:t>
+            </w:r>
+          </w:p>
+        </w:tc>
+        <w:tc>
+          <w:tcPr>
+            <w:tcW w:type="dxa" w:w="1440"/>
+          </w:tcPr>
+          <w:p>
+            <w:r>
+              <w:t>宏平均 F1</w:t>
+            </w:r>
+          </w:p>
+        </w:tc>
+        <w:tc>
+          <w:tcPr>
+            <w:tcW w:type="dxa" w:w="1440"/>
+          </w:tcPr>
+          <w:p>
+            <w:r>
+              <w:t>过拟合 gap</w:t>
+            </w:r>
+          </w:p>
+        </w:tc>
+        <w:tc>
+          <w:tcPr>
+            <w:tcW w:type="dxa" w:w="1440"/>
+          </w:tcPr>
+          <w:p>
+            <w:r>
+              <w:t>总参数</w:t>
+            </w:r>
+          </w:p>
+        </w:tc>
+      </w:tr>
+      <w:tr>
+        <w:tc>
+          <w:tcPr>
+            <w:tcW w:type="dxa" w:w="1440"/>
+          </w:tcPr>
+          <w:p>
+            <w:r>
+              <w:t>Flowers</w:t>
+            </w:r>
+          </w:p>
+        </w:tc>
+        <w:tc>
+          <w:tcPr>
+            <w:tcW w:type="dxa" w:w="1440"/>
+          </w:tcPr>
+          <w:p>
+            <w:r>
+              <w:t>大核（11×11、5×5）</w:t>
+            </w:r>
+          </w:p>
+        </w:tc>
+        <w:tc>
+          <w:tcPr>
+            <w:tcW w:type="dxa" w:w="1440"/>
+          </w:tcPr>
+          <w:p>
+            <w:r>
+              <w:t>0.8126±0.018</w:t>
+            </w:r>
+          </w:p>
+        </w:tc>
+        <w:tc>
+          <w:tcPr>
+            <w:tcW w:type="dxa" w:w="1440"/>
+          </w:tcPr>
+          <w:p>
+            <w:r>
+              <w:t>0.8123</w:t>
+            </w:r>
+          </w:p>
+        </w:tc>
+        <w:tc>
+          <w:tcPr>
+            <w:tcW w:type="dxa" w:w="1440"/>
+          </w:tcPr>
+          <w:p>
+            <w:r>
+              <w:t>11.9%</w:t>
+            </w:r>
+          </w:p>
+        </w:tc>
+        <w:tc>
+          <w:tcPr>
+            <w:tcW w:type="dxa" w:w="1440"/>
+          </w:tcPr>
+          <w:p>
+            <w:r>
+              <w:t>58.30M</w:t>
+            </w:r>
+          </w:p>
+        </w:tc>
+      </w:tr>
+      <w:tr>
+        <w:tc>
+          <w:tcPr>
+            <w:tcW w:type="dxa" w:w="1440"/>
+          </w:tcPr>
+          <w:p>
+            <w:r>
+              <w:t>Flowers</w:t>
+            </w:r>
+          </w:p>
+        </w:tc>
+        <w:tc>
+          <w:tcPr>
+            <w:tcW w:type="dxa" w:w="1440"/>
+          </w:tcPr>
+          <w:p>
+            <w:r>
+              <w:t>小核（3×3 堆叠）</w:t>
+            </w:r>
+          </w:p>
+        </w:tc>
+        <w:tc>
+          <w:tcPr>
+            <w:tcW w:type="dxa" w:w="1440"/>
+          </w:tcPr>
+          <w:p>
+            <w:r>
+              <w:t>0.8297±0.008</w:t>
+            </w:r>
+          </w:p>
+        </w:tc>
+        <w:tc>
+          <w:tcPr>
+            <w:tcW w:type="dxa" w:w="1440"/>
+          </w:tcPr>
+          <w:p>
+            <w:r>
+              <w:t>0.8302</w:t>
+            </w:r>
+          </w:p>
+        </w:tc>
+        <w:tc>
+          <w:tcPr>
+            <w:tcW w:type="dxa" w:w="1440"/>
+          </w:tcPr>
+          <w:p>
+            <w:r>
+              <w:t>11.7%</w:t>
+            </w:r>
+          </w:p>
+        </w:tc>
+        <w:tc>
+          <w:tcPr>
+            <w:tcW w:type="dxa" w:w="1440"/>
+          </w:tcPr>
+          <w:p>
+            <w:r>
+              <w:t>58.55M</w:t>
+            </w:r>
+          </w:p>
+        </w:tc>
+      </w:tr>
+      <w:tr>
+        <w:tc>
+          <w:tcPr>
+            <w:tcW w:type="dxa" w:w="1440"/>
+          </w:tcPr>
+          <w:p>
+            <w:r>
+              <w:t>Garbage</w:t>
+            </w:r>
+          </w:p>
+        </w:tc>
+        <w:tc>
+          <w:tcPr>
+            <w:tcW w:type="dxa" w:w="1440"/>
+          </w:tcPr>
+          <w:p>
+            <w:r>
+              <w:t>大核（11×11、5×5）</w:t>
+            </w:r>
+          </w:p>
+        </w:tc>
+        <w:tc>
+          <w:tcPr>
+            <w:tcW w:type="dxa" w:w="1440"/>
+          </w:tcPr>
+          <w:p>
+            <w:r>
+              <w:t>0.8028±0.004</w:t>
+            </w:r>
+          </w:p>
+        </w:tc>
+        <w:tc>
+          <w:tcPr>
+            <w:tcW w:type="dxa" w:w="1440"/>
+          </w:tcPr>
+          <w:p>
+            <w:r>
+              <w:t>0.7762</w:t>
+            </w:r>
+          </w:p>
+        </w:tc>
+        <w:tc>
+          <w:tcPr>
+            <w:tcW w:type="dxa" w:w="1440"/>
+          </w:tcPr>
+          <w:p>
+            <w:r>
+              <w:t>14.9%</w:t>
+            </w:r>
+          </w:p>
+        </w:tc>
+        <w:tc>
+          <w:tcPr>
+            <w:tcW w:type="dxa" w:w="1440"/>
+          </w:tcPr>
+          <w:p>
+            <w:r>
+              <w:t>58.30M</w:t>
+            </w:r>
+          </w:p>
+        </w:tc>
+      </w:tr>
+      <w:tr>
+        <w:tc>
+          <w:tcPr>
+            <w:tcW w:type="dxa" w:w="1440"/>
+          </w:tcPr>
+          <w:p>
+            <w:r>
+              <w:t>Garbage</w:t>
+            </w:r>
+          </w:p>
+        </w:tc>
+        <w:tc>
+          <w:tcPr>
+            <w:tcW w:type="dxa" w:w="1440"/>
+          </w:tcPr>
+          <w:p>
+            <w:r>
+              <w:t>小核（3×3 堆叠）</w:t>
+            </w:r>
+          </w:p>
+        </w:tc>
+        <w:tc>
+          <w:tcPr>
+            <w:tcW w:type="dxa" w:w="1440"/>
+          </w:tcPr>
+          <w:p>
+            <w:r>
+              <w:t>0.8461±0.012</w:t>
+            </w:r>
+          </w:p>
+        </w:tc>
+        <w:tc>
+          <w:tcPr>
+            <w:tcW w:type="dxa" w:w="1440"/>
+          </w:tcPr>
+          <w:p>
+            <w:r>
+              <w:t>0.8321</w:t>
+            </w:r>
+          </w:p>
+        </w:tc>
+        <w:tc>
+          <w:tcPr>
+            <w:tcW w:type="dxa" w:w="1440"/>
+          </w:tcPr>
+          <w:p>
+            <w:r>
+              <w:t>13.6%</w:t>
+            </w:r>
+          </w:p>
+        </w:tc>
+        <w:tc>
+          <w:tcPr>
+            <w:tcW w:type="dxa" w:w="1440"/>
+          </w:tcPr>
+          <w:p>
+            <w:r>
+              <w:t>58.55M</w:t>
+            </w:r>
+          </w:p>
+        </w:tc>
+      </w:tr>
+    </w:tbl>
+    <w:p>
+      <w:pPr>
+        <w:ind w:firstLine="480"/>
+      </w:pPr>
+      <w:r>
+        <w:t>在参数量几乎相同的前提下，小核版在两个数据集上都取得更高准确率：Flowers 提升约 1.7 个百分点，Garbage 提升约 4.3 个百分点；宏平均 F1 的提升更大（Garbage 约 5.6 个百分点），说明小核对困难和少数类别帮助更明显，且过拟合 gap 还略有下降。这在本任务上印证了 VGG 的设计思想：两个 3×3 卷积叠加即可获得与一个 5×5 相近的感受野，但参数更省、中间多一层非线性、网络也更深。性能提升并非来自更多参数，而是来自“更小的核、更深的层和更强的非线性”，且越困难的数据集收益越大。</w:t>
+      </w:r>
+    </w:p>
+    <w:p>
+      <w:pPr>
+        <w:pStyle w:val="Heading2"/>
+      </w:pPr>
+      <w:r>
+        <w:t>6.4 为什么小型 ResNet 更优：架构胜过参数规模</w:t>
+      </w:r>
+    </w:p>
+    <w:p>
+      <w:pPr>
+        <w:ind w:firstLine="480"/>
+      </w:pPr>
+      <w:r>
+        <w:t>小型 ResNet 仅以约 1/20 的参数（2.8M 对 58.3M）就在四个数据集上全面追平甚至反超 AlexNet。要理解这一点，关键在于观察参数究竟分布在哪里，如表 6-5 所示。</w:t>
+      </w:r>
+    </w:p>
+    <w:p>
+      <w:pPr>
+        <w:jc w:val="center"/>
+      </w:pPr>
+      <w:r>
+        <w:rPr>
+          <w:sz w:val="21"/>
+        </w:rPr>
+        <w:t>表 6-5 三个模型的参数分布：卷积主体与分类头</w:t>
+      </w:r>
+    </w:p>
+    <w:tbl>
+      <w:tblPr>
+        <w:tblStyle w:val="LightList-Accent1"/>
+        <w:tblW w:type="auto" w:w="0"/>
+        <w:jc w:val="center"/>
+        <w:tblLook w:firstColumn="1" w:firstRow="1" w:lastColumn="0" w:lastRow="0" w:noHBand="0" w:noVBand="1" w:val="04A0"/>
+      </w:tblPr>
+      <w:tblGrid>
+        <w:gridCol w:w="2160"/>
+        <w:gridCol w:w="2160"/>
+        <w:gridCol w:w="2160"/>
+        <w:gridCol w:w="2160"/>
+      </w:tblGrid>
+      <w:tr>
+        <w:tc>
+          <w:tcPr>
+            <w:tcW w:type="dxa" w:w="2160"/>
+          </w:tcPr>
+          <w:p>
+            <w:r>
+              <w:t>模型</w:t>
+            </w:r>
+          </w:p>
+        </w:tc>
+        <w:tc>
+          <w:tcPr>
+            <w:tcW w:type="dxa" w:w="2160"/>
+          </w:tcPr>
+          <w:p>
+            <w:r>
+              <w:t>总参数</w:t>
+            </w:r>
+          </w:p>
+        </w:tc>
+        <w:tc>
+          <w:tcPr>
+            <w:tcW w:type="dxa" w:w="2160"/>
+          </w:tcPr>
+          <w:p>
+            <w:r>
+              <w:t>卷积主体（提特征）</w:t>
+            </w:r>
+          </w:p>
+        </w:tc>
+        <w:tc>
+          <w:tcPr>
+            <w:tcW w:type="dxa" w:w="2160"/>
+          </w:tcPr>
+          <w:p>
+            <w:r>
+              <w:t>分类头（全连接）</w:t>
+            </w:r>
+          </w:p>
+        </w:tc>
+      </w:tr>
+      <w:tr>
+        <w:tc>
+          <w:tcPr>
+            <w:tcW w:type="dxa" w:w="2160"/>
+          </w:tcPr>
+          <w:p>
+            <w:r>
+              <w:t>AlexNet</w:t>
+            </w:r>
+          </w:p>
+        </w:tc>
+        <w:tc>
+          <w:tcPr>
+            <w:tcW w:type="dxa" w:w="2160"/>
+          </w:tcPr>
+          <w:p>
+            <w:r>
+              <w:t>58.30M</w:t>
+            </w:r>
+          </w:p>
+        </w:tc>
+        <w:tc>
+          <w:tcPr>
+            <w:tcW w:type="dxa" w:w="2160"/>
+          </w:tcPr>
+          <w:p>
+            <w:r>
+              <w:t>3.75M（6.4%）</w:t>
+            </w:r>
+          </w:p>
+        </w:tc>
+        <w:tc>
+          <w:tcPr>
+            <w:tcW w:type="dxa" w:w="2160"/>
+          </w:tcPr>
+          <w:p>
+            <w:r>
+              <w:t>54.55M（93.6%）</w:t>
+            </w:r>
+          </w:p>
+        </w:tc>
+      </w:tr>
+      <w:tr>
+        <w:tc>
+          <w:tcPr>
+            <w:tcW w:type="dxa" w:w="2160"/>
+          </w:tcPr>
+          <w:p>
+            <w:r>
+              <w:t>小型 ResNet</w:t>
+            </w:r>
+          </w:p>
+        </w:tc>
+        <w:tc>
+          <w:tcPr>
+            <w:tcW w:type="dxa" w:w="2160"/>
+          </w:tcPr>
+          <w:p>
+            <w:r>
+              <w:t>2.78M</w:t>
+            </w:r>
+          </w:p>
+        </w:tc>
+        <w:tc>
+          <w:tcPr>
+            <w:tcW w:type="dxa" w:w="2160"/>
+          </w:tcPr>
+          <w:p>
+            <w:r>
+              <w:t>2.77M（99.9%）</w:t>
+            </w:r>
+          </w:p>
+        </w:tc>
+        <w:tc>
+          <w:tcPr>
+            <w:tcW w:type="dxa" w:w="2160"/>
+          </w:tcPr>
+          <w:p>
+            <w:r>
+              <w:t>0.003M（0.1%）</w:t>
+            </w:r>
+          </w:p>
+        </w:tc>
+      </w:tr>
+      <w:tr>
+        <w:tc>
+          <w:tcPr>
+            <w:tcW w:type="dxa" w:w="2160"/>
+          </w:tcPr>
+          <w:p>
+            <w:r>
+              <w:t>SimpleCNN</w:t>
+            </w:r>
+          </w:p>
+        </w:tc>
+        <w:tc>
+          <w:tcPr>
+            <w:tcW w:type="dxa" w:w="2160"/>
+          </w:tcPr>
+          <w:p>
+            <w:r>
+              <w:t>0.39M</w:t>
+            </w:r>
+          </w:p>
+        </w:tc>
+        <w:tc>
+          <w:tcPr>
+            <w:tcW w:type="dxa" w:w="2160"/>
+          </w:tcPr>
+          <w:p>
+            <w:r>
+              <w:t>0.09M（23.8%）</w:t>
+            </w:r>
+          </w:p>
+        </w:tc>
+        <w:tc>
+          <w:tcPr>
+            <w:tcW w:type="dxa" w:w="2160"/>
+          </w:tcPr>
+          <w:p>
+            <w:r>
+              <w:t>0.30M（76.2%）</w:t>
+            </w:r>
+          </w:p>
+        </w:tc>
+      </w:tr>
+    </w:tbl>
+    <w:p>
+      <w:pPr>
+        <w:ind w:firstLine="480"/>
+      </w:pPr>
+      <w:r>
+        <w:t>AlexNet 的 58.3M 参数中高达 93.6% 集中在三层全连接分类头，真正用于提取特征的卷积部分只有 3.75M；而小型 ResNet 用全局平均池化取代庞大全连接头，几乎 100% 的参数都用在卷积提特征上。这正是 ResNet 以极少参数取胜的根本原因——AlexNet 多出的参数大多用在了易过拟合的全连接头上，没有用在刀刃上。小型 ResNet 的优势来自三处设计：其一，全部使用 3×3 小核堆叠，与上一节受控对照结论一致；其二，残差连接为梯度提供恒等捷径，使网络可堆到十余层卷积而不退化，从而学到更丰富的层级特征；其三，用全局平均池化替代大型全连接层，参数极少、自带平移不变性，过拟合风险也显著降低。</w:t>
+      </w:r>
+    </w:p>
+    <w:p>
+      <w:pPr>
+        <w:jc w:val="center"/>
+      </w:pPr>
+      <w:r>
+        <w:drawing>
+          <wp:inline xmlns:a="http://schemas.openxmlformats.org/drawingml/2006/main" xmlns:pic="http://schemas.openxmlformats.org/drawingml/2006/picture">
+            <wp:extent cx="4937760" cy="2672200"/>
+            <wp:docPr id="10" name="Picture 10"/>
+            <wp:cNvGraphicFramePr>
+              <a:graphicFrameLocks noChangeAspect="1"/>
+            </wp:cNvGraphicFramePr>
+            <a:graphic>
+              <a:graphicData uri="http://schemas.openxmlformats.org/drawingml/2006/picture">
+                <pic:pic>
+                  <pic:nvPicPr>
+                    <pic:cNvPr id="0" name="cross_dataset_gap.png"/>
+                    <pic:cNvPicPr/>
+                  </pic:nvPicPr>
+                  <pic:blipFill>
+                    <a:blip r:embed="rId18"/>
+                    <a:stretch>
+                      <a:fillRect/>
+                    </a:stretch>
+                  </pic:blipFill>
+                  <pic:spPr>
+                    <a:xfrm>
+                      <a:off x="0" y="0"/>
+                      <a:ext cx="4937760" cy="2672200"/>
+                    </a:xfrm>
+                    <a:prstGeom prst="rect"/>
+                  </pic:spPr>
+                </pic:pic>
+              </a:graphicData>
+            </a:graphic>
+          </wp:inline>
+        </w:drawing>
+      </w:r>
+    </w:p>
+    <w:p>
+      <w:pPr>
+        <w:jc w:val="center"/>
+      </w:pPr>
+      <w:r>
+        <w:rPr>
+          <w:sz w:val="21"/>
+        </w:rPr>
+        <w:t>图 6-2 AlexNet 与小型 ResNet 的过拟合程度对比</w:t>
+      </w:r>
+    </w:p>
+    <w:p>
+      <w:pPr>
+        <w:ind w:firstLine="480"/>
+      </w:pPr>
+      <w:r>
+        <w:t>过拟合对比进一步支持上述判断：在每个数据集上，小型 ResNet 的训练—验证 gap 都不高于 AlexNet（如 Garbage 为 12.2% 对 12.3%、Cats vs Dogs 为 3.3% 对 4.4%）。同时两个模型的 gap 都在样本较少的彩色数据集上偏大（均超过 10%）。这说明当模型结构已足够强时，性能瓶颈会从“模型容量”转移到“数据量”：继续增大参数收益有限，扩充数据或加强正则化才是关键。</w:t>
+      </w:r>
+    </w:p>
+    <w:p>
+      <w:pPr>
+        <w:pStyle w:val="Heading2"/>
+      </w:pPr>
+      <w:r>
+        <w:t>6.5 本章小结</w:t>
+      </w:r>
+    </w:p>
+    <w:p>
+      <w:pPr>
+        <w:ind w:firstLine="480"/>
+      </w:pPr>
+      <w:r>
+        <w:t>本章通过四个数据集、三个模型的同条件对照，得到三点相互印证的结论。第一，识别难度主要由数据特点（每类样本量、图像复杂度、类别平衡）决定，而类别数量并非主要因素。第二，在参数量几乎相同的受控对照下，3×3 小核堆叠优于大核，且越困难的数据集收益越大。第三，小型 ResNet 以约 1/20 参数追平甚至反超 AlexNet，原因在于残差连接、全局平均池化和小核深网的架构设计，而非参数规模。综合而言，在足够的训练配方下，决定卷积网络性能的是数据特点与架构设计；当架构足够强时，真正的瓶颈是数据量。</w:t>
+      </w:r>
+    </w:p>
+    <w:p>
+      <w:pPr>
+        <w:pStyle w:val="Heading1"/>
+      </w:pPr>
+      <w:r>
+        <w:t>第7章 实验复现说明</w:t>
       </w:r>
     </w:p>
     <w:p>
@@ -2307,10 +3985,18 @@
     </w:p>
     <w:p>
       <w:pPr>
+        <w:ind w:firstLine="480"/>
+      </w:pPr>
+      <w:r>
+        <w:t>跨数据集对照实验可执行 run_cross_parallel.sh（三模型四数据集）、run_scnn_fair.sh（公平基线）和 run_kernel_ablation.sh（大核 vs 小核），再用 cross_dataset_summary.py 聚合。其中 Fashion-MNIST 会自动下载，三个彩色数据集需预先下载并解压至 task2_alexnet_fmnist/data/ 下对应目录。</w:t>
+      </w:r>
+    </w:p>
+    <w:p>
+      <w:pPr>
         <w:pStyle w:val="Heading1"/>
       </w:pPr>
       <w:r>
-        <w:t>第7章 结论与展望</w:t>
+        <w:t>第8章 结论与展望</w:t>
       </w:r>
     </w:p>
     <w:p>
@@ -2326,7 +4012,15 @@
         <w:ind w:firstLine="480"/>
       </w:pPr>
       <w:r>
-        <w:t>消融实验表明，充分训练和 BatchNorm 对性能提升具有较大作用；复杂度分析说明 AlexNet 在低分辨率灰度图像任务上存在一定冗余；Grad-CAM 可视化进一步揭示模型主要关注服饰整体轮廓，对细粒度局部差异的利用仍有限。后续可增加多随机种子重复训练，并系统比较 VGG、ResNet、轻量 CNN 和注意力模块等结构。</w:t>
+        <w:t>消融实验表明，充分训练和 BatchNorm 对性能提升具有较大作用；复杂度分析说明 AlexNet 在低分辨率灰度图像任务上存在一定冗余；Grad-CAM 可视化进一步揭示模型主要关注服饰整体轮廓，对细粒度局部差异的利用仍有限。</w:t>
+      </w:r>
+    </w:p>
+    <w:p>
+      <w:pPr>
+        <w:ind w:firstLine="480"/>
+      </w:pPr>
+      <w:r>
+        <w:t>进一步地，本文将手写 AlexNet 推广到四个难度递增的数据集，与 SimpleCNN 和小型 ResNet 同条件对照，得到三点结论：识别难度主要由数据特点决定而非类别数量；参数量几乎相同时 3×3 小核堆叠优于大核；小型 ResNet 以约 1/20 参数追平甚至反超 AlexNet。综合可见，决定卷积网络性能的是数据特点与架构设计，当架构足够强时真正的瓶颈是数据量。后续可增加多随机种子重复训练，并系统比较 VGG、ResNet、轻量 CNN 和注意力模块等结构。</w:t>
       </w:r>
     </w:p>
     <w:p>

--- a/reports/task2_alexnet_fmnist/任务二_AlexNet服饰图像分类论文.docx
+++ b/reports/task2_alexnet_fmnist/任务二_AlexNet服饰图像分类论文.docx
@@ -40,7 +40,7 @@
           <w:b/>
           <w:sz w:val="36"/>
         </w:rPr>
-        <w:t>基于 AlexNet 的 Fashion-MNIST 服饰图像分类研究</w:t>
+        <w:t>卷积神经网络架构对图像分类性能的影响研究——基于 AlexNet 的多数据集实证</w:t>
       </w:r>
     </w:p>
     <w:p/>
@@ -198,7 +198,7 @@
         <w:ind w:firstLine="480"/>
       </w:pPr>
       <w:r>
-        <w:t>图像分类是深度学习中的典型任务。本文以 Fashion-MNIST 服饰图像数据集为研究对象，基于 PyTorch 基础模块逐层构建 AlexNet 卷积神经网络，不调用任何预置 AlexNet 模型，完成数据加载、预处理、训练、验证、测试和误差分析流程。针对 Fashion-MNIST 图像尺寸较小、类别间相似度较高等特点，本文将 28×28 灰度图像放大至 224×224，并在主模型中采用 BatchNorm、余弦退火学习率调度和数据增强等训练策略。</w:t>
+        <w:t>图像分类是深度学习中的典型任务。本文以卷积神经网络架构为研究对象，基于 PyTorch 基础模块逐层手写 AlexNet（不调用任何预置模型），并以 Fashion-MNIST 服饰图像数据集为主实验平台，完成数据加载、预处理、训练、验证、测试和误差分析的完整流程；在此基础上进一步把同一模型放到难度递增的四个数据集上对照，并与轻量 SimpleCNN 和手写小型 ResNet 比较，考察架构设计对识别性能的影响。针对 Fashion-MNIST 图像尺寸较小、类别间相似度较高等特点，本文将 28×28 灰度图像放大至 224×224，并在主模型中采用 BatchNorm、余弦退火学习率调度和数据增强等训练策略。</w:t>
       </w:r>
     </w:p>
     <w:p>
@@ -247,7 +247,7 @@
         <w:ind w:firstLine="480"/>
       </w:pPr>
       <w:r>
-        <w:t>Image classification is a representative task in deep learning. This paper studies the Fashion-MNIST dataset and builds an AlexNet convolutional neural network layer by layer using basic PyTorch modules, without calling any predefined AlexNet model. The workflow includes data loading, preprocessing, training, validation, testing and error analysis.</w:t>
+        <w:t>Image classification is a representative task in deep learning. This paper takes convolutional neural network architecture as its research object: an AlexNet is built layer by layer using basic PyTorch modules (without calling any predefined model), with Fashion-MNIST as the primary experimental platform for data loading, preprocessing, training, validation, testing and error analysis. The same model is then evaluated on four datasets of increasing difficulty and compared with a lightweight SimpleCNN and a handwritten small ResNet to examine how architectural design affects recognition performance.</w:t>
       </w:r>
     </w:p>
     <w:p>
@@ -442,7 +442,7 @@
         <w:ind w:firstLine="480"/>
       </w:pPr>
       <w:r>
-        <w:t>本文围绕 Fashion-MNIST 十分类任务开展研究，主要工作包括逐层实现 AlexNet 网络结构，构建数据加载与训练流程，在测试集上评估模型性能，利用混淆矩阵和预测样例分析错误类型，并通过组件消融、复杂度对比、Focal Loss 对照和Grad-CAM 可视化讨论模型性能来源。</w:t>
+        <w:t>本文以卷积神经网络架构为研究对象、以逐层手写的 AlexNet 为主模型，把数据集视为检验模型的试验台。主要工作包括两个层面：其一，以 Fashion-MNIST 十分类任务为主实验平台，完成 AlexNet 的逐层实现、训练评估和误差分析，并通过组件消融、复杂度对比、Focal Loss 对照和 Grad-CAM 可视化深入剖析模型性能来源；其二，将同一 AlexNet 推广到难度递增的四个数据集，与轻量 SimpleCNN 和手写小型 ResNet 同条件对照，从卷积核大小、残差连接、分类头结构等角度分析架构设计对识别性能与泛化能力的影响。</w:t>
       </w:r>
     </w:p>
     <w:p>
@@ -527,7 +527,7 @@
           </w:tcPr>
           <w:p>
             <w:r>
-              <w:t>实验结果复核、报告内容整理与复现说明</w:t>
+              <w:t>总体方案设计、AlexNet/ResNet/SimpleCNN 网络逐层实现、跨数据集与大核小核架构对照实验设计与训练、核心实验分析与论文主体撰写</w:t>
             </w:r>
           </w:p>
         </w:tc>
@@ -559,7 +559,7 @@
           </w:tcPr>
           <w:p>
             <w:r>
-              <w:t>AlexNet 网络实现、模型训练、评估与可视化分析</w:t>
+              <w:t>数据加载与预处理、主模型训练与评估、组件消融与 Grad-CAM 可解释性分析、实验图表生成</w:t>
             </w:r>
           </w:p>
         </w:tc>
@@ -591,7 +591,7 @@
           </w:tcPr>
           <w:p>
             <w:r>
-              <w:t>图表整理、PPT 制作、论文排版与汇报</w:t>
+              <w:t>数据与结果整理、图表与论文排版、PPT 制作与答辩汇报、复现说明整理</w:t>
             </w:r>
           </w:p>
         </w:tc>
@@ -3956,7 +3956,7 @@
         <w:pStyle w:val="Heading2"/>
       </w:pPr>
       <w:r>
-        <w:t>6.5 本章小结</w:t>
+        <w:t>6.5 针对小数据集的优化尝试与归因分析</w:t>
       </w:r>
     </w:p>
     <w:p>
@@ -3964,7 +3964,376 @@
         <w:ind w:firstLine="480"/>
       </w:pPr>
       <w:r>
-        <w:t>本章通过四个数据集、三个模型的同条件对照，得到三点相互印证的结论。第一，识别难度主要由数据特点（每类样本量、图像复杂度、类别平衡）决定，而类别数量并非主要因素。第二，在参数量几乎相同的受控对照下，3×3 小核堆叠优于大核，且越困难的数据集收益越大。第三，小型 ResNet 以约 1/20 参数追平甚至反超 AlexNet，原因在于残差连接、全局平均池化和小核深网的架构设计，而非参数规模。综合而言，在足够的训练配方下，决定卷积网络性能的是数据特点与架构设计；当架构足够强时，真正的瓶颈是数据量。</w:t>
+        <w:t>6.2 节指出 Flowers、Garbage 因样本少而严重过拟合（gap 超过 11%），Garbage 还存在类别不平衡（trash 仅 137 张、F1 仅 0.60）。据此本文尝试两类“对症”手段：用强数据增强（随机裁剪缩放 + 颜色抖动 + 随机擦除）抑制过拟合，用类加权交叉熵（按训练集类频倒数加权）缓解不平衡。然而将二者与标签平滑一并叠加后，Garbage 测试准确率不升反降（由 80.28% 降至 77.72%）。这一反直觉结果促使本文做因子分解以定位原因，其中训练准确率是关键诊断信号：过拟合表现为训练准确率远高于验证，欠拟合则表现为训练准确率本身就很低。</w:t>
+      </w:r>
+    </w:p>
+    <w:p>
+      <w:pPr>
+        <w:jc w:val="center"/>
+      </w:pPr>
+      <w:r>
+        <w:rPr>
+          <w:sz w:val="21"/>
+        </w:rPr>
+        <w:t>表 6-6 Garbage 小数据优化的因子分解（AlexNet，3 种子均值）</w:t>
+      </w:r>
+    </w:p>
+    <w:tbl>
+      <w:tblPr>
+        <w:tblStyle w:val="LightList-Accent1"/>
+        <w:tblW w:type="auto" w:w="0"/>
+        <w:jc w:val="center"/>
+        <w:tblLook w:firstColumn="1" w:firstRow="1" w:lastColumn="0" w:lastRow="0" w:noHBand="0" w:noVBand="1" w:val="04A0"/>
+      </w:tblPr>
+      <w:tblGrid>
+        <w:gridCol w:w="1440"/>
+        <w:gridCol w:w="1440"/>
+        <w:gridCol w:w="1440"/>
+        <w:gridCol w:w="1440"/>
+        <w:gridCol w:w="1440"/>
+        <w:gridCol w:w="1440"/>
+      </w:tblGrid>
+      <w:tr>
+        <w:tc>
+          <w:tcPr>
+            <w:tcW w:type="dxa" w:w="1440"/>
+          </w:tcPr>
+          <w:p>
+            <w:r>
+              <w:t>配置</w:t>
+            </w:r>
+          </w:p>
+        </w:tc>
+        <w:tc>
+          <w:tcPr>
+            <w:tcW w:type="dxa" w:w="1440"/>
+          </w:tcPr>
+          <w:p>
+            <w:r>
+              <w:t>训练准确率</w:t>
+            </w:r>
+          </w:p>
+        </w:tc>
+        <w:tc>
+          <w:tcPr>
+            <w:tcW w:type="dxa" w:w="1440"/>
+          </w:tcPr>
+          <w:p>
+            <w:r>
+              <w:t>验证准确率</w:t>
+            </w:r>
+          </w:p>
+        </w:tc>
+        <w:tc>
+          <w:tcPr>
+            <w:tcW w:type="dxa" w:w="1440"/>
+          </w:tcPr>
+          <w:p>
+            <w:r>
+              <w:t>测试准确率</w:t>
+            </w:r>
+          </w:p>
+        </w:tc>
+        <w:tc>
+          <w:tcPr>
+            <w:tcW w:type="dxa" w:w="1440"/>
+          </w:tcPr>
+          <w:p>
+            <w:r>
+              <w:t>宏平均 F1</w:t>
+            </w:r>
+          </w:p>
+        </w:tc>
+        <w:tc>
+          <w:tcPr>
+            <w:tcW w:type="dxa" w:w="1440"/>
+          </w:tcPr>
+          <w:p>
+            <w:r>
+              <w:t>trash 类 F1</w:t>
+            </w:r>
+          </w:p>
+        </w:tc>
+      </w:tr>
+      <w:tr>
+        <w:tc>
+          <w:tcPr>
+            <w:tcW w:type="dxa" w:w="1440"/>
+          </w:tcPr>
+          <w:p>
+            <w:r>
+              <w:t>基线（基础增强）</w:t>
+            </w:r>
+          </w:p>
+        </w:tc>
+        <w:tc>
+          <w:tcPr>
+            <w:tcW w:type="dxa" w:w="1440"/>
+          </w:tcPr>
+          <w:p>
+            <w:r>
+              <w:t>95.8</w:t>
+            </w:r>
+          </w:p>
+        </w:tc>
+        <w:tc>
+          <w:tcPr>
+            <w:tcW w:type="dxa" w:w="1440"/>
+          </w:tcPr>
+          <w:p>
+            <w:r>
+              <w:t>80.9</w:t>
+            </w:r>
+          </w:p>
+        </w:tc>
+        <w:tc>
+          <w:tcPr>
+            <w:tcW w:type="dxa" w:w="1440"/>
+          </w:tcPr>
+          <w:p>
+            <w:r>
+              <w:t>80.3</w:t>
+            </w:r>
+          </w:p>
+        </w:tc>
+        <w:tc>
+          <w:tcPr>
+            <w:tcW w:type="dxa" w:w="1440"/>
+          </w:tcPr>
+          <w:p>
+            <w:r>
+              <w:t>77.6</w:t>
+            </w:r>
+          </w:p>
+        </w:tc>
+        <w:tc>
+          <w:tcPr>
+            <w:tcW w:type="dxa" w:w="1440"/>
+          </w:tcPr>
+          <w:p>
+            <w:r>
+              <w:t>0.595</w:t>
+            </w:r>
+          </w:p>
+        </w:tc>
+      </w:tr>
+      <w:tr>
+        <w:tc>
+          <w:tcPr>
+            <w:tcW w:type="dxa" w:w="1440"/>
+          </w:tcPr>
+          <w:p>
+            <w:r>
+              <w:t>+ 仅类加权</w:t>
+            </w:r>
+          </w:p>
+        </w:tc>
+        <w:tc>
+          <w:tcPr>
+            <w:tcW w:type="dxa" w:w="1440"/>
+          </w:tcPr>
+          <w:p>
+            <w:r>
+              <w:t>95.2</w:t>
+            </w:r>
+          </w:p>
+        </w:tc>
+        <w:tc>
+          <w:tcPr>
+            <w:tcW w:type="dxa" w:w="1440"/>
+          </w:tcPr>
+          <w:p>
+            <w:r>
+              <w:t>81.5</w:t>
+            </w:r>
+          </w:p>
+        </w:tc>
+        <w:tc>
+          <w:tcPr>
+            <w:tcW w:type="dxa" w:w="1440"/>
+          </w:tcPr>
+          <w:p>
+            <w:r>
+              <w:t>82.0</w:t>
+            </w:r>
+          </w:p>
+        </w:tc>
+        <w:tc>
+          <w:tcPr>
+            <w:tcW w:type="dxa" w:w="1440"/>
+          </w:tcPr>
+          <w:p>
+            <w:r>
+              <w:t>80.6</w:t>
+            </w:r>
+          </w:p>
+        </w:tc>
+        <w:tc>
+          <w:tcPr>
+            <w:tcW w:type="dxa" w:w="1440"/>
+          </w:tcPr>
+          <w:p>
+            <w:r>
+              <w:t>0.713</w:t>
+            </w:r>
+          </w:p>
+        </w:tc>
+      </w:tr>
+      <w:tr>
+        <w:tc>
+          <w:tcPr>
+            <w:tcW w:type="dxa" w:w="1440"/>
+          </w:tcPr>
+          <w:p>
+            <w:r>
+              <w:t>+ 仅强增强</w:t>
+            </w:r>
+          </w:p>
+        </w:tc>
+        <w:tc>
+          <w:tcPr>
+            <w:tcW w:type="dxa" w:w="1440"/>
+          </w:tcPr>
+          <w:p>
+            <w:r>
+              <w:t>80.0</w:t>
+            </w:r>
+          </w:p>
+        </w:tc>
+        <w:tc>
+          <w:tcPr>
+            <w:tcW w:type="dxa" w:w="1440"/>
+          </w:tcPr>
+          <w:p>
+            <w:r>
+              <w:t>78.6</w:t>
+            </w:r>
+          </w:p>
+        </w:tc>
+        <w:tc>
+          <w:tcPr>
+            <w:tcW w:type="dxa" w:w="1440"/>
+          </w:tcPr>
+          <w:p>
+            <w:r>
+              <w:t>78.4</w:t>
+            </w:r>
+          </w:p>
+        </w:tc>
+        <w:tc>
+          <w:tcPr>
+            <w:tcW w:type="dxa" w:w="1440"/>
+          </w:tcPr>
+          <w:p>
+            <w:r>
+              <w:t>75.9</w:t>
+            </w:r>
+          </w:p>
+        </w:tc>
+        <w:tc>
+          <w:tcPr>
+            <w:tcW w:type="dxa" w:w="1440"/>
+          </w:tcPr>
+          <w:p>
+            <w:r>
+              <w:t>0.581</w:t>
+            </w:r>
+          </w:p>
+        </w:tc>
+      </w:tr>
+      <w:tr>
+        <w:tc>
+          <w:tcPr>
+            <w:tcW w:type="dxa" w:w="1440"/>
+          </w:tcPr>
+          <w:p>
+            <w:r>
+              <w:t>+ 强增强 + 类加权</w:t>
+            </w:r>
+          </w:p>
+        </w:tc>
+        <w:tc>
+          <w:tcPr>
+            <w:tcW w:type="dxa" w:w="1440"/>
+          </w:tcPr>
+          <w:p>
+            <w:r>
+              <w:t>79.7</w:t>
+            </w:r>
+          </w:p>
+        </w:tc>
+        <w:tc>
+          <w:tcPr>
+            <w:tcW w:type="dxa" w:w="1440"/>
+          </w:tcPr>
+          <w:p>
+            <w:r>
+              <w:t>77.4</w:t>
+            </w:r>
+          </w:p>
+        </w:tc>
+        <w:tc>
+          <w:tcPr>
+            <w:tcW w:type="dxa" w:w="1440"/>
+          </w:tcPr>
+          <w:p>
+            <w:r>
+              <w:t>77.7</w:t>
+            </w:r>
+          </w:p>
+        </w:tc>
+        <w:tc>
+          <w:tcPr>
+            <w:tcW w:type="dxa" w:w="1440"/>
+          </w:tcPr>
+          <w:p>
+            <w:r>
+              <w:t>75.4</w:t>
+            </w:r>
+          </w:p>
+        </w:tc>
+        <w:tc>
+          <w:tcPr>
+            <w:tcW w:type="dxa" w:w="1440"/>
+          </w:tcPr>
+          <w:p>
+            <w:r>
+              <w:t>0.549</w:t>
+            </w:r>
+          </w:p>
+        </w:tc>
+      </w:tr>
+    </w:tbl>
+    <w:p>
+      <w:pPr>
+        <w:ind w:firstLine="480"/>
+      </w:pPr>
+      <w:r>
+        <w:t>因子分解给出清晰结论。其一，类加权是有效改进：单独施加时 Garbage 测试准确率由 80.3% 升至 82.0%，宏平均 F1 由 0.776 升至 0.806，最小类别 trash 的 F1 更从 0.595 大幅回升到 0.713，而训练准确率几乎不变（95.8% 对 95.2%），说明它没有损害特征学习，只是重新平衡了对各类别的关注。其二，强增强是性能下降的真正原因：单独施加时训练准确率由 95.8% 暴跌至 80.0%，模型陷入欠拟合，测试准确率随之降到 78.4%——随机裁剪缩放、颜色抖动等激进增强破坏了 Garbage 中区分玻璃、塑料、金属所依赖的透明度、纹理与色彩等细粒度线索。其三，二者叠加时强增强的损害盖过类加权的收益，最终表现为整体下降，这正是最初“优化失败”的来源。</w:t>
+      </w:r>
+    </w:p>
+    <w:p>
+      <w:pPr>
+        <w:ind w:firstLine="480"/>
+      </w:pPr>
+      <w:r>
+        <w:t>对 Flowers 的观察与之呼应：强增强把训练—验证 gap 从 11.9% 压到 2.2%，过拟合被有效抑制，但测试准确率基本持平（81.3% 对 81.6%），说明其瓶颈同样不在过拟合而在样本量本身。由此得到方法学启示：面对小数据集不能盲目套用标准技巧，而应先诊断瓶颈类型再对症下药——类别不平衡可由类加权有效缓解，而过拟合在数据量受限时并非可通过激进增强消除的主要矛盾，盲目增强反而可能把过拟合“治”成欠拟合。</w:t>
+      </w:r>
+    </w:p>
+    <w:p>
+      <w:pPr>
+        <w:pStyle w:val="Heading2"/>
+      </w:pPr>
+      <w:r>
+        <w:t>6.6 本章小结</w:t>
+      </w:r>
+    </w:p>
+    <w:p>
+      <w:pPr>
+        <w:ind w:firstLine="480"/>
+      </w:pPr>
+      <w:r>
+        <w:t>本章通过四个数据集、三个模型的同条件对照，得到四点相互印证的结论。第一，识别难度主要由数据特点（每类样本量、图像复杂度、类别平衡）决定，而类别数量并非主要因素。第二，在参数量几乎相同的受控对照下，3×3 小核堆叠优于大核，且越困难的数据集收益越大。第三，小型 ResNet 以约 1/20 参数追平甚至反超 AlexNet，原因在于残差连接、全局平均池化和小核深网的架构设计，而非参数规模。第四，针对小数据集的优化需对症下药：类加权能有效缓解类别不平衡，而激进数据增强在小样本细粒度任务上反而会引发欠拟合。综合而言，在足够的训练配方下，决定卷积网络性能的是数据特点与架构设计；当架构足够强时，真正的瓶颈是数据量。</w:t>
       </w:r>
     </w:p>
     <w:p>
@@ -3988,7 +4357,7 @@
         <w:ind w:firstLine="480"/>
       </w:pPr>
       <w:r>
-        <w:t>跨数据集对照实验可执行 run_cross_parallel.sh（三模型四数据集）、run_scnn_fair.sh（公平基线）和 run_kernel_ablation.sh（大核 vs 小核），再用 cross_dataset_summary.py 聚合。其中 Fashion-MNIST 会自动下载，三个彩色数据集需预先下载并解压至 task2_alexnet_fmnist/data/ 下对应目录。</w:t>
+        <w:t>跨数据集对照实验可执行 run_cross_parallel.sh（三模型四数据集）、run_scnn_fair.sh（公平基线）、run_kernel_ablation.sh（大核 vs 小核）和 run_smalldata_opt.sh/run_smalldata_diag.sh（小数据优化及其因子分解），再用 cross_dataset_summary.py 聚合。相关开关包括 --strong-aug、--class-weight、--small-kernel 等。其中 Fashion-MNIST 会自动下载，三个彩色数据集需预先下载并解压至 task2_alexnet_fmnist/data/ 下对应目录。</w:t>
       </w:r>
     </w:p>
     <w:p>
